--- a/MF0964_3 Desarrollo de elementos software para gestión de/JAVA/Ejercicios condicionales en Java.docx
+++ b/MF0964_3 Desarrollo de elementos software para gestión de/JAVA/Ejercicios condicionales en Java.docx
@@ -1,6 +1,6 @@
 
 <file path=word/document.xml><?xml version="1.0" encoding="utf-8"?>
-<w:document xmlns:wpc="http://schemas.microsoft.com/office/word/2010/wordprocessingCanvas" xmlns:cx="http://schemas.microsoft.com/office/drawing/2014/chartex" xmlns:cx1="http://schemas.microsoft.com/office/drawing/2015/9/8/chartex" xmlns:cx2="http://schemas.microsoft.com/office/drawing/2015/10/21/chartex" xmlns:cx3="http://schemas.microsoft.com/office/drawing/2016/5/9/chartex" xmlns:cx4="http://schemas.microsoft.com/office/drawing/2016/5/10/chartex" xmlns:cx5="http://schemas.microsoft.com/office/drawing/2016/5/11/chartex" xmlns:cx6="http://schemas.microsoft.com/office/drawing/2016/5/12/chartex" xmlns:cx7="http://schemas.microsoft.com/office/drawing/2016/5/13/chartex" xmlns:cx8="http://schemas.microsoft.com/office/drawing/2016/5/14/chartex" xmlns:mc="http://schemas.openxmlformats.org/markup-compatibility/2006" xmlns:aink="http://schemas.microsoft.com/office/drawing/2016/ink" xmlns:am3d="http://schemas.microsoft.com/office/drawing/2017/model3d" xmlns:o="urn:schemas-microsoft-com:office:office" xmlns:oel="http://schemas.microsoft.com/office/2019/extlst" xmlns:r="http://schemas.openxmlformats.org/officeDocument/2006/relationships" xmlns:m="http://schemas.openxmlformats.org/officeDocument/2006/math" xmlns:v="urn:schemas-microsoft-com:vml" xmlns:wp14="http://schemas.microsoft.com/office/word/2010/wordprocessingDrawing" xmlns:wp="http://schemas.openxmlformats.org/drawingml/2006/wordprocessingDrawing" xmlns:w10="urn:schemas-microsoft-com:office:word" xmlns:w="http://schemas.openxmlformats.org/wordprocessingml/2006/main" xmlns:w14="http://schemas.microsoft.com/office/word/2010/wordml" xmlns:w15="http://schemas.microsoft.com/office/word/2012/wordml" xmlns:w16cex="http://schemas.microsoft.com/office/word/2018/wordml/cex" xmlns:w16cid="http://schemas.microsoft.com/office/word/2016/wordml/cid" xmlns:w16="http://schemas.microsoft.com/office/word/2018/wordml" xmlns:w16sdtdh="http://schemas.microsoft.com/office/word/2020/wordml/sdtdatahash" xmlns:w16se="http://schemas.microsoft.com/office/word/2015/wordml/symex" xmlns:wpg="http://schemas.microsoft.com/office/word/2010/wordprocessingGroup" xmlns:wpi="http://schemas.microsoft.com/office/word/2010/wordprocessingInk" xmlns:wne="http://schemas.microsoft.com/office/word/2006/wordml" xmlns:wps="http://schemas.microsoft.com/office/word/2010/wordprocessingShape" mc:Ignorable="w14 w15 w16se w16cid w16 w16cex w16sdtdh wp14">
+<w:document xmlns:wpc="http://schemas.microsoft.com/office/word/2010/wordprocessingCanvas" xmlns:cx="http://schemas.microsoft.com/office/drawing/2014/chartex" xmlns:cx1="http://schemas.microsoft.com/office/drawing/2015/9/8/chartex" xmlns:cx2="http://schemas.microsoft.com/office/drawing/2015/10/21/chartex" xmlns:cx3="http://schemas.microsoft.com/office/drawing/2016/5/9/chartex" xmlns:cx4="http://schemas.microsoft.com/office/drawing/2016/5/10/chartex" xmlns:cx5="http://schemas.microsoft.com/office/drawing/2016/5/11/chartex" xmlns:cx6="http://schemas.microsoft.com/office/drawing/2016/5/12/chartex" xmlns:cx7="http://schemas.microsoft.com/office/drawing/2016/5/13/chartex" xmlns:cx8="http://schemas.microsoft.com/office/drawing/2016/5/14/chartex" xmlns:mc="http://schemas.openxmlformats.org/markup-compatibility/2006" xmlns:aink="http://schemas.microsoft.com/office/drawing/2016/ink" xmlns:am3d="http://schemas.microsoft.com/office/drawing/2017/model3d" xmlns:o="urn:schemas-microsoft-com:office:office" xmlns:oel="http://schemas.microsoft.com/office/2019/extlst" xmlns:r="http://schemas.openxmlformats.org/officeDocument/2006/relationships" xmlns:m="http://schemas.openxmlformats.org/officeDocument/2006/math" xmlns:v="urn:schemas-microsoft-com:vml" xmlns:wp14="http://schemas.microsoft.com/office/word/2010/wordprocessingDrawing" xmlns:wp="http://schemas.openxmlformats.org/drawingml/2006/wordprocessingDrawing" xmlns:w10="urn:schemas-microsoft-com:office:word" xmlns:w="http://schemas.openxmlformats.org/wordprocessingml/2006/main" xmlns:w14="http://schemas.microsoft.com/office/word/2010/wordml" xmlns:w15="http://schemas.microsoft.com/office/word/2012/wordml" xmlns:w16cex="http://schemas.microsoft.com/office/word/2018/wordml/cex" xmlns:w16cid="http://schemas.microsoft.com/office/word/2016/wordml/cid" xmlns:w16="http://schemas.microsoft.com/office/word/2018/wordml" xmlns:w16du="http://schemas.microsoft.com/office/word/2023/wordml/word16du" xmlns:w16sdtdh="http://schemas.microsoft.com/office/word/2020/wordml/sdtdatahash" xmlns:w16sdtfl="http://schemas.microsoft.com/office/word/2024/wordml/sdtformatlock" xmlns:w16se="http://schemas.microsoft.com/office/word/2015/wordml/symex" xmlns:wpg="http://schemas.microsoft.com/office/word/2010/wordprocessingGroup" xmlns:wpi="http://schemas.microsoft.com/office/word/2010/wordprocessingInk" xmlns:wne="http://schemas.microsoft.com/office/word/2006/wordml" xmlns:wps="http://schemas.microsoft.com/office/word/2010/wordprocessingShape" mc:Ignorable="w14 w15 w16se w16cid w16 w16cex w16sdtdh w16sdtfl w16du wp14">
   <w:body>
     <w:p>
       <w:pPr>
@@ -13226,9 +13226,21 @@
           <w:sz w:val="26"/>
           <w:szCs w:val="26"/>
         </w:rPr>
-        <w:t xml:space="preserve">Ejercicio </w:t>
-      </w:r>
-      <w:r>
+        <w:t>Ejercicio 30</w:t>
+      </w:r>
+    </w:p>
+    <w:p/>
+    <w:p>
+      <w:r>
+        <w:t xml:space="preserve">La aplicación debe pedir en consola un mes, por ejemplo “noviembre” y el programa debe decir cuantos días tiene ese mes. </w:t>
+      </w:r>
+    </w:p>
+    <w:p>
+      <w:pPr>
+        <w:autoSpaceDE w:val="0"/>
+        <w:autoSpaceDN w:val="0"/>
+        <w:adjustRightInd w:val="0"/>
+        <w:spacing w:after="0" w:line="240" w:lineRule="auto"/>
         <w:rPr>
           <w:rFonts w:ascii="DejaVuSans-Bold" w:hAnsi="DejaVuSans-Bold" w:cs="DejaVuSans-Bold"/>
           <w:b/>
@@ -13237,21 +13249,8 @@
           <w:sz w:val="26"/>
           <w:szCs w:val="26"/>
         </w:rPr>
-        <w:t>30</w:t>
-      </w:r>
-    </w:p>
-    <w:p/>
-    <w:p>
-      <w:r>
-        <w:t xml:space="preserve">La aplicación debe pedir en consola un mes, por ejemplo “noviembre” y el programa debe decir cuantos días tiene ese mes. </w:t>
-      </w:r>
-    </w:p>
-    <w:p>
-      <w:pPr>
-        <w:autoSpaceDE w:val="0"/>
-        <w:autoSpaceDN w:val="0"/>
-        <w:adjustRightInd w:val="0"/>
-        <w:spacing w:after="0" w:line="240" w:lineRule="auto"/>
+      </w:pPr>
+      <w:r>
         <w:rPr>
           <w:rFonts w:ascii="DejaVuSans-Bold" w:hAnsi="DejaVuSans-Bold" w:cs="DejaVuSans-Bold"/>
           <w:b/>
@@ -13260,8 +13259,21 @@
           <w:sz w:val="26"/>
           <w:szCs w:val="26"/>
         </w:rPr>
-      </w:pPr>
-      <w:r>
+        <w:t>Ejercicio 31</w:t>
+      </w:r>
+    </w:p>
+    <w:p/>
+    <w:p>
+      <w:r>
+        <w:t>Se cargan por teclado tres números distintos. Mostrar por pantalla el mayor de ellos.</w:t>
+      </w:r>
+    </w:p>
+    <w:p>
+      <w:pPr>
+        <w:autoSpaceDE w:val="0"/>
+        <w:autoSpaceDN w:val="0"/>
+        <w:adjustRightInd w:val="0"/>
+        <w:spacing w:after="0" w:line="240" w:lineRule="auto"/>
         <w:rPr>
           <w:rFonts w:ascii="DejaVuSans-Bold" w:hAnsi="DejaVuSans-Bold" w:cs="DejaVuSans-Bold"/>
           <w:b/>
@@ -13270,8 +13282,7 @@
           <w:sz w:val="26"/>
           <w:szCs w:val="26"/>
         </w:rPr>
-        <w:t>Ejercicio 3</w:t>
-      </w:r>
+      </w:pPr>
       <w:r>
         <w:rPr>
           <w:rFonts w:ascii="DejaVuSans-Bold" w:hAnsi="DejaVuSans-Bold" w:cs="DejaVuSans-Bold"/>
@@ -13281,13 +13292,21 @@
           <w:sz w:val="26"/>
           <w:szCs w:val="26"/>
         </w:rPr>
-        <w:t>1</w:t>
-      </w:r>
-    </w:p>
-    <w:p/>
-    <w:p>
-      <w:r>
-        <w:t>Se cargan por teclado tres números distintos. Mostrar por pantalla el mayor de ellos.</w:t>
+        <w:t>Ejercicio 32</w:t>
+      </w:r>
+    </w:p>
+    <w:p>
+      <w:pPr>
+        <w:rPr>
+          <w:rFonts w:ascii="Arial" w:hAnsi="Arial" w:cs="Arial"/>
+          <w:color w:val="333333"/>
+          <w:shd w:val="clear" w:color="auto" w:fill="AED7A8"/>
+        </w:rPr>
+      </w:pPr>
+    </w:p>
+    <w:p>
+      <w:r>
+        <w:t>Se ingresa por teclado un valor entero, mostrar una leyenda que indique si el número es positivo, nulo o negativo.</w:t>
       </w:r>
     </w:p>
     <w:p>
@@ -13314,9 +13333,39 @@
           <w:sz w:val="26"/>
           <w:szCs w:val="26"/>
         </w:rPr>
-        <w:t>Ejercicio 3</w:t>
-      </w:r>
-      <w:r>
+        <w:t>Ejercicio 33</w:t>
+      </w:r>
+    </w:p>
+    <w:p>
+      <w:pPr>
+        <w:rPr>
+          <w:rFonts w:ascii="Arial" w:hAnsi="Arial" w:cs="Arial"/>
+          <w:color w:val="333333"/>
+          <w:shd w:val="clear" w:color="auto" w:fill="AED7A8"/>
+        </w:rPr>
+      </w:pPr>
+    </w:p>
+    <w:p>
+      <w:pPr>
+        <w:rPr>
+          <w:rFonts w:ascii="Arial" w:hAnsi="Arial" w:cs="Arial"/>
+          <w:color w:val="333333"/>
+          <w:shd w:val="clear" w:color="auto" w:fill="AED7A8"/>
+        </w:rPr>
+      </w:pPr>
+    </w:p>
+    <w:p>
+      <w:r>
+        <w:t>Confeccionar un programa que permita cargar un número entero positivo de hasta tres cifras y muestre un mensaje indicando si tiene 1, 2, o 3 cifras. Mostrar un mensaje de error si el número de cifras es mayor</w:t>
+      </w:r>
+    </w:p>
+    <w:p/>
+    <w:p>
+      <w:pPr>
+        <w:autoSpaceDE w:val="0"/>
+        <w:autoSpaceDN w:val="0"/>
+        <w:adjustRightInd w:val="0"/>
+        <w:spacing w:after="0" w:line="240" w:lineRule="auto"/>
         <w:rPr>
           <w:rFonts w:ascii="DejaVuSans-Bold" w:hAnsi="DejaVuSans-Bold" w:cs="DejaVuSans-Bold"/>
           <w:b/>
@@ -13325,9 +13374,20 @@
           <w:sz w:val="26"/>
           <w:szCs w:val="26"/>
         </w:rPr>
-        <w:t>2</w:t>
-      </w:r>
-    </w:p>
+      </w:pPr>
+      <w:r>
+        <w:rPr>
+          <w:rFonts w:ascii="DejaVuSans-Bold" w:hAnsi="DejaVuSans-Bold" w:cs="DejaVuSans-Bold"/>
+          <w:b/>
+          <w:bCs/>
+          <w:color w:val="000000"/>
+          <w:sz w:val="26"/>
+          <w:szCs w:val="26"/>
+        </w:rPr>
+        <w:t>Ejercicio 34</w:t>
+      </w:r>
+    </w:p>
+    <w:p/>
     <w:p>
       <w:pPr>
         <w:rPr>
@@ -13339,9 +13399,54 @@
     </w:p>
     <w:p>
       <w:r>
-        <w:t>Se ingresa por teclado un valor entero, mostrar una leyenda que indique si el número es positivo, nulo o negativo.</w:t>
-      </w:r>
-    </w:p>
+        <w:lastRenderedPageBreak/>
+        <w:t>Un postulante a un empleo, realiza un test de capacitación, se obtuvo la siguiente información: cantidad total de preguntas que se le realizaron y la cantidad de preguntas que contestó correctamente. Se pide confeccionar un programa que ingrese los dos datos por teclado e informe el nivel del mismo según el porcentaje de respuestas correctas que ha obtenido, y sabiendo que:</w:t>
+      </w:r>
+      <w:r>
+        <w:br/>
+      </w:r>
+    </w:p>
+    <w:p>
+      <w:r>
+        <w:tab/>
+        <w:t>Nivel máximo:</w:t>
+      </w:r>
+      <w:r>
+        <w:tab/>
+        <w:t>Porcentaje&gt;=90%.</w:t>
+      </w:r>
+    </w:p>
+    <w:p>
+      <w:r>
+        <w:tab/>
+        <w:t>Nivel medio:</w:t>
+      </w:r>
+      <w:r>
+        <w:tab/>
+        <w:t>Porcentaje&gt;=75% y &lt;90%.</w:t>
+      </w:r>
+    </w:p>
+    <w:p>
+      <w:r>
+        <w:tab/>
+        <w:t>Nivel regular:</w:t>
+      </w:r>
+      <w:r>
+        <w:tab/>
+        <w:t>Porcentaje&gt;=50% y &lt;75%.</w:t>
+      </w:r>
+    </w:p>
+    <w:p>
+      <w:r>
+        <w:tab/>
+        <w:t>Fuera de nivel:</w:t>
+      </w:r>
+      <w:r>
+        <w:tab/>
+        <w:t>Porcentaje&lt;50%.</w:t>
+      </w:r>
+    </w:p>
+    <w:p/>
     <w:p>
       <w:pPr>
         <w:autoSpaceDE w:val="0"/>
@@ -13366,9 +13471,24 @@
           <w:sz w:val="26"/>
           <w:szCs w:val="26"/>
         </w:rPr>
-        <w:t>Ejercicio 3</w:t>
-      </w:r>
-      <w:r>
+        <w:t>Ejercicio 35</w:t>
+      </w:r>
+    </w:p>
+    <w:p/>
+    <w:p>
+      <w:r>
+        <w:t>Realizar un programa que pida cargar una fecha cualquiera, luego verificar si dicha fecha corresponde a Navidad</w:t>
+      </w:r>
+      <w:r>
+        <w:t xml:space="preserve">. </w:t>
+      </w:r>
+    </w:p>
+    <w:p>
+      <w:pPr>
+        <w:autoSpaceDE w:val="0"/>
+        <w:autoSpaceDN w:val="0"/>
+        <w:adjustRightInd w:val="0"/>
+        <w:spacing w:after="0" w:line="240" w:lineRule="auto"/>
         <w:rPr>
           <w:rFonts w:ascii="DejaVuSans-Bold" w:hAnsi="DejaVuSans-Bold" w:cs="DejaVuSans-Bold"/>
           <w:b/>
@@ -13377,39 +13497,8 @@
           <w:sz w:val="26"/>
           <w:szCs w:val="26"/>
         </w:rPr>
-        <w:t>3</w:t>
-      </w:r>
-    </w:p>
-    <w:p>
-      <w:pPr>
-        <w:rPr>
-          <w:rFonts w:ascii="Arial" w:hAnsi="Arial" w:cs="Arial"/>
-          <w:color w:val="333333"/>
-          <w:shd w:val="clear" w:color="auto" w:fill="AED7A8"/>
-        </w:rPr>
-      </w:pPr>
-    </w:p>
-    <w:p>
-      <w:pPr>
-        <w:rPr>
-          <w:rFonts w:ascii="Arial" w:hAnsi="Arial" w:cs="Arial"/>
-          <w:color w:val="333333"/>
-          <w:shd w:val="clear" w:color="auto" w:fill="AED7A8"/>
-        </w:rPr>
-      </w:pPr>
-    </w:p>
-    <w:p>
-      <w:r>
-        <w:t>Confeccionar un programa que permita cargar un número entero positivo de hasta tres cifras y muestre un mensaje indicando si tiene 1, 2, o 3 cifras. Mostrar un mensaje de error si el número de cifras es mayor</w:t>
-      </w:r>
-    </w:p>
-    <w:p/>
-    <w:p>
-      <w:pPr>
-        <w:autoSpaceDE w:val="0"/>
-        <w:autoSpaceDN w:val="0"/>
-        <w:adjustRightInd w:val="0"/>
-        <w:spacing w:after="0" w:line="240" w:lineRule="auto"/>
+      </w:pPr>
+      <w:r>
         <w:rPr>
           <w:rFonts w:ascii="DejaVuSans-Bold" w:hAnsi="DejaVuSans-Bold" w:cs="DejaVuSans-Bold"/>
           <w:b/>
@@ -13418,173 +13507,7 @@
           <w:sz w:val="26"/>
           <w:szCs w:val="26"/>
         </w:rPr>
-      </w:pPr>
-      <w:r>
-        <w:rPr>
-          <w:rFonts w:ascii="DejaVuSans-Bold" w:hAnsi="DejaVuSans-Bold" w:cs="DejaVuSans-Bold"/>
-          <w:b/>
-          <w:bCs/>
-          <w:color w:val="000000"/>
-          <w:sz w:val="26"/>
-          <w:szCs w:val="26"/>
-        </w:rPr>
-        <w:t>Ejercicio 3</w:t>
-      </w:r>
-      <w:r>
-        <w:rPr>
-          <w:rFonts w:ascii="DejaVuSans-Bold" w:hAnsi="DejaVuSans-Bold" w:cs="DejaVuSans-Bold"/>
-          <w:b/>
-          <w:bCs/>
-          <w:color w:val="000000"/>
-          <w:sz w:val="26"/>
-          <w:szCs w:val="26"/>
-        </w:rPr>
-        <w:t>4</w:t>
-      </w:r>
-    </w:p>
-    <w:p/>
-    <w:p>
-      <w:pPr>
-        <w:rPr>
-          <w:rFonts w:ascii="Arial" w:hAnsi="Arial" w:cs="Arial"/>
-          <w:color w:val="333333"/>
-          <w:shd w:val="clear" w:color="auto" w:fill="AED7A8"/>
-        </w:rPr>
-      </w:pPr>
-    </w:p>
-    <w:p>
-      <w:r>
-        <w:lastRenderedPageBreak/>
-        <w:t>Un postulante a un empleo, realiza un test de capacitación, se obtuvo la siguiente información: cantidad total de preguntas que se le realizaron y la cantidad de preguntas que contestó correctamente. Se pide confeccionar un programa que ingrese los dos datos por teclado e informe el nivel del mismo según el porcentaje de respuestas correctas que ha obtenido, y sabiendo que:</w:t>
-      </w:r>
-      <w:r>
-        <w:br/>
-      </w:r>
-    </w:p>
-    <w:p>
-      <w:r>
-        <w:tab/>
-        <w:t>Nivel máximo:</w:t>
-      </w:r>
-      <w:r>
-        <w:tab/>
-        <w:t>Porcentaje&gt;=90%.</w:t>
-      </w:r>
-    </w:p>
-    <w:p>
-      <w:r>
-        <w:tab/>
-        <w:t>Nivel medio:</w:t>
-      </w:r>
-      <w:r>
-        <w:tab/>
-        <w:t>Porcentaje&gt;=75% y &lt;90%.</w:t>
-      </w:r>
-    </w:p>
-    <w:p>
-      <w:r>
-        <w:tab/>
-        <w:t>Nivel regular:</w:t>
-      </w:r>
-      <w:r>
-        <w:tab/>
-        <w:t>Porcentaje&gt;=50% y &lt;75%.</w:t>
-      </w:r>
-    </w:p>
-    <w:p>
-      <w:r>
-        <w:tab/>
-        <w:t>Fuera de nivel:</w:t>
-      </w:r>
-      <w:r>
-        <w:tab/>
-        <w:t>Porcentaje&lt;50%.</w:t>
-      </w:r>
-    </w:p>
-    <w:p/>
-    <w:p>
-      <w:pPr>
-        <w:autoSpaceDE w:val="0"/>
-        <w:autoSpaceDN w:val="0"/>
-        <w:adjustRightInd w:val="0"/>
-        <w:spacing w:after="0" w:line="240" w:lineRule="auto"/>
-        <w:rPr>
-          <w:rFonts w:ascii="DejaVuSans-Bold" w:hAnsi="DejaVuSans-Bold" w:cs="DejaVuSans-Bold"/>
-          <w:b/>
-          <w:bCs/>
-          <w:color w:val="000000"/>
-          <w:sz w:val="26"/>
-          <w:szCs w:val="26"/>
-        </w:rPr>
-      </w:pPr>
-      <w:r>
-        <w:rPr>
-          <w:rFonts w:ascii="DejaVuSans-Bold" w:hAnsi="DejaVuSans-Bold" w:cs="DejaVuSans-Bold"/>
-          <w:b/>
-          <w:bCs/>
-          <w:color w:val="000000"/>
-          <w:sz w:val="26"/>
-          <w:szCs w:val="26"/>
-        </w:rPr>
-        <w:t>Ejercicio 3</w:t>
-      </w:r>
-      <w:r>
-        <w:rPr>
-          <w:rFonts w:ascii="DejaVuSans-Bold" w:hAnsi="DejaVuSans-Bold" w:cs="DejaVuSans-Bold"/>
-          <w:b/>
-          <w:bCs/>
-          <w:color w:val="000000"/>
-          <w:sz w:val="26"/>
-          <w:szCs w:val="26"/>
-        </w:rPr>
-        <w:t>5</w:t>
-      </w:r>
-    </w:p>
-    <w:p/>
-    <w:p>
-      <w:r>
-        <w:t>Realizar un programa que pida cargar una fecha cualquiera, luego verificar si dicha fecha corresponde a Navidad</w:t>
-      </w:r>
-      <w:r>
-        <w:t xml:space="preserve">. </w:t>
-      </w:r>
-    </w:p>
-    <w:p>
-      <w:pPr>
-        <w:autoSpaceDE w:val="0"/>
-        <w:autoSpaceDN w:val="0"/>
-        <w:adjustRightInd w:val="0"/>
-        <w:spacing w:after="0" w:line="240" w:lineRule="auto"/>
-        <w:rPr>
-          <w:rFonts w:ascii="DejaVuSans-Bold" w:hAnsi="DejaVuSans-Bold" w:cs="DejaVuSans-Bold"/>
-          <w:b/>
-          <w:bCs/>
-          <w:color w:val="000000"/>
-          <w:sz w:val="26"/>
-          <w:szCs w:val="26"/>
-        </w:rPr>
-      </w:pPr>
-      <w:r>
-        <w:rPr>
-          <w:rFonts w:ascii="DejaVuSans-Bold" w:hAnsi="DejaVuSans-Bold" w:cs="DejaVuSans-Bold"/>
-          <w:b/>
-          <w:bCs/>
-          <w:color w:val="000000"/>
-          <w:sz w:val="26"/>
-          <w:szCs w:val="26"/>
-        </w:rPr>
-        <w:t>Ejercicio 3</w:t>
-      </w:r>
-      <w:r>
-        <w:rPr>
-          <w:rFonts w:ascii="DejaVuSans-Bold" w:hAnsi="DejaVuSans-Bold" w:cs="DejaVuSans-Bold"/>
-          <w:b/>
-          <w:bCs/>
-          <w:color w:val="000000"/>
-          <w:sz w:val="26"/>
-          <w:szCs w:val="26"/>
-        </w:rPr>
-        <w:t>6</w:t>
+        <w:t>Ejercicio 36</w:t>
       </w:r>
     </w:p>
     <w:p>
@@ -13917,18 +13840,7 @@
           <w:sz w:val="26"/>
           <w:szCs w:val="26"/>
         </w:rPr>
-        <w:t>4</w:t>
-      </w:r>
-      <w:r>
-        <w:rPr>
-          <w:rFonts w:ascii="DejaVuSans-Bold" w:hAnsi="DejaVuSans-Bold" w:cs="DejaVuSans-Bold"/>
-          <w:b/>
-          <w:bCs/>
-          <w:color w:val="000000"/>
-          <w:sz w:val="26"/>
-          <w:szCs w:val="26"/>
-        </w:rPr>
-        <w:t>1</w:t>
+        <w:t>41</w:t>
       </w:r>
     </w:p>
     <w:p>
@@ -13962,7 +13874,7 @@
 </file>
 
 <file path=word/numbering.xml><?xml version="1.0" encoding="utf-8"?>
-<w:numbering xmlns:wpc="http://schemas.microsoft.com/office/word/2010/wordprocessingCanvas" xmlns:cx="http://schemas.microsoft.com/office/drawing/2014/chartex" xmlns:cx1="http://schemas.microsoft.com/office/drawing/2015/9/8/chartex" xmlns:cx2="http://schemas.microsoft.com/office/drawing/2015/10/21/chartex" xmlns:cx3="http://schemas.microsoft.com/office/drawing/2016/5/9/chartex" xmlns:cx4="http://schemas.microsoft.com/office/drawing/2016/5/10/chartex" xmlns:cx5="http://schemas.microsoft.com/office/drawing/2016/5/11/chartex" xmlns:cx6="http://schemas.microsoft.com/office/drawing/2016/5/12/chartex" xmlns:cx7="http://schemas.microsoft.com/office/drawing/2016/5/13/chartex" xmlns:cx8="http://schemas.microsoft.com/office/drawing/2016/5/14/chartex" xmlns:mc="http://schemas.openxmlformats.org/markup-compatibility/2006" xmlns:aink="http://schemas.microsoft.com/office/drawing/2016/ink" xmlns:am3d="http://schemas.microsoft.com/office/drawing/2017/model3d" xmlns:o="urn:schemas-microsoft-com:office:office" xmlns:oel="http://schemas.microsoft.com/office/2019/extlst" xmlns:r="http://schemas.openxmlformats.org/officeDocument/2006/relationships" xmlns:m="http://schemas.openxmlformats.org/officeDocument/2006/math" xmlns:v="urn:schemas-microsoft-com:vml" xmlns:wp14="http://schemas.microsoft.com/office/word/2010/wordprocessingDrawing" xmlns:wp="http://schemas.openxmlformats.org/drawingml/2006/wordprocessingDrawing" xmlns:w10="urn:schemas-microsoft-com:office:word" xmlns:w="http://schemas.openxmlformats.org/wordprocessingml/2006/main" xmlns:w14="http://schemas.microsoft.com/office/word/2010/wordml" xmlns:w15="http://schemas.microsoft.com/office/word/2012/wordml" xmlns:w16cex="http://schemas.microsoft.com/office/word/2018/wordml/cex" xmlns:w16cid="http://schemas.microsoft.com/office/word/2016/wordml/cid" xmlns:w16="http://schemas.microsoft.com/office/word/2018/wordml" xmlns:w16sdtdh="http://schemas.microsoft.com/office/word/2020/wordml/sdtdatahash" xmlns:w16se="http://schemas.microsoft.com/office/word/2015/wordml/symex" xmlns:wpg="http://schemas.microsoft.com/office/word/2010/wordprocessingGroup" xmlns:wpi="http://schemas.microsoft.com/office/word/2010/wordprocessingInk" xmlns:wne="http://schemas.microsoft.com/office/word/2006/wordml" xmlns:wps="http://schemas.microsoft.com/office/word/2010/wordprocessingShape" mc:Ignorable="w14 w15 w16se w16cid w16 w16cex w16sdtdh wp14">
+<w:numbering xmlns:wpc="http://schemas.microsoft.com/office/word/2010/wordprocessingCanvas" xmlns:cx="http://schemas.microsoft.com/office/drawing/2014/chartex" xmlns:cx1="http://schemas.microsoft.com/office/drawing/2015/9/8/chartex" xmlns:cx2="http://schemas.microsoft.com/office/drawing/2015/10/21/chartex" xmlns:cx3="http://schemas.microsoft.com/office/drawing/2016/5/9/chartex" xmlns:cx4="http://schemas.microsoft.com/office/drawing/2016/5/10/chartex" xmlns:cx5="http://schemas.microsoft.com/office/drawing/2016/5/11/chartex" xmlns:cx6="http://schemas.microsoft.com/office/drawing/2016/5/12/chartex" xmlns:cx7="http://schemas.microsoft.com/office/drawing/2016/5/13/chartex" xmlns:cx8="http://schemas.microsoft.com/office/drawing/2016/5/14/chartex" xmlns:mc="http://schemas.openxmlformats.org/markup-compatibility/2006" xmlns:aink="http://schemas.microsoft.com/office/drawing/2016/ink" xmlns:am3d="http://schemas.microsoft.com/office/drawing/2017/model3d" xmlns:o="urn:schemas-microsoft-com:office:office" xmlns:oel="http://schemas.microsoft.com/office/2019/extlst" xmlns:r="http://schemas.openxmlformats.org/officeDocument/2006/relationships" xmlns:m="http://schemas.openxmlformats.org/officeDocument/2006/math" xmlns:v="urn:schemas-microsoft-com:vml" xmlns:wp14="http://schemas.microsoft.com/office/word/2010/wordprocessingDrawing" xmlns:wp="http://schemas.openxmlformats.org/drawingml/2006/wordprocessingDrawing" xmlns:w10="urn:schemas-microsoft-com:office:word" xmlns:w="http://schemas.openxmlformats.org/wordprocessingml/2006/main" xmlns:w14="http://schemas.microsoft.com/office/word/2010/wordml" xmlns:w15="http://schemas.microsoft.com/office/word/2012/wordml" xmlns:w16cex="http://schemas.microsoft.com/office/word/2018/wordml/cex" xmlns:w16cid="http://schemas.microsoft.com/office/word/2016/wordml/cid" xmlns:w16="http://schemas.microsoft.com/office/word/2018/wordml" xmlns:w16du="http://schemas.microsoft.com/office/word/2023/wordml/word16du" xmlns:w16sdtdh="http://schemas.microsoft.com/office/word/2020/wordml/sdtdatahash" xmlns:w16sdtfl="http://schemas.microsoft.com/office/word/2024/wordml/sdtformatlock" xmlns:w16se="http://schemas.microsoft.com/office/word/2015/wordml/symex" xmlns:wpg="http://schemas.microsoft.com/office/word/2010/wordprocessingGroup" xmlns:wpi="http://schemas.microsoft.com/office/word/2010/wordprocessingInk" xmlns:wne="http://schemas.microsoft.com/office/word/2006/wordml" xmlns:wps="http://schemas.microsoft.com/office/word/2010/wordprocessingShape" mc:Ignorable="w14 w15 w16se w16cid w16 w16cex w16sdtdh w16sdtfl w16du wp14">
   <w:abstractNum w:abstractNumId="0" w15:restartNumberingAfterBreak="0">
     <w:nsid w:val="3D064329"/>
     <w:multiLevelType w:val="multilevel"/>
@@ -14315,7 +14227,7 @@
 </file>
 
 <file path=word/styles.xml><?xml version="1.0" encoding="utf-8"?>
-<w:styles xmlns:mc="http://schemas.openxmlformats.org/markup-compatibility/2006" xmlns:r="http://schemas.openxmlformats.org/officeDocument/2006/relationships" xmlns:w="http://schemas.openxmlformats.org/wordprocessingml/2006/main" xmlns:w14="http://schemas.microsoft.com/office/word/2010/wordml" xmlns:w15="http://schemas.microsoft.com/office/word/2012/wordml" xmlns:w16cex="http://schemas.microsoft.com/office/word/2018/wordml/cex" xmlns:w16cid="http://schemas.microsoft.com/office/word/2016/wordml/cid" xmlns:w16="http://schemas.microsoft.com/office/word/2018/wordml" xmlns:w16sdtdh="http://schemas.microsoft.com/office/word/2020/wordml/sdtdatahash" xmlns:w16se="http://schemas.microsoft.com/office/word/2015/wordml/symex" mc:Ignorable="w14 w15 w16se w16cid w16 w16cex w16sdtdh">
+<w:styles xmlns:mc="http://schemas.openxmlformats.org/markup-compatibility/2006" xmlns:r="http://schemas.openxmlformats.org/officeDocument/2006/relationships" xmlns:w="http://schemas.openxmlformats.org/wordprocessingml/2006/main" xmlns:w14="http://schemas.microsoft.com/office/word/2010/wordml" xmlns:w15="http://schemas.microsoft.com/office/word/2012/wordml" xmlns:w16cex="http://schemas.microsoft.com/office/word/2018/wordml/cex" xmlns:w16cid="http://schemas.microsoft.com/office/word/2016/wordml/cid" xmlns:w16="http://schemas.microsoft.com/office/word/2018/wordml" xmlns:w16du="http://schemas.microsoft.com/office/word/2023/wordml/word16du" xmlns:w16sdtdh="http://schemas.microsoft.com/office/word/2020/wordml/sdtdatahash" xmlns:w16sdtfl="http://schemas.microsoft.com/office/word/2024/wordml/sdtformatlock" xmlns:w16se="http://schemas.microsoft.com/office/word/2015/wordml/symex" mc:Ignorable="w14 w15 w16se w16cid w16 w16cex w16sdtdh w16sdtfl w16du">
   <w:docDefaults>
     <w:rPrDefault>
       <w:rPr>
